--- a/Chapter_4_Analysis/Analysis_5_Challenges/Analysis_5_Chapter_4_Results.docx
+++ b/Chapter_4_Analysis/Analysis_5_Challenges/Analysis_5_Chapter_4_Results.docx
@@ -1137,11 +1137,9 @@
           <w:b/>
           <w:color w:val="1F4E78"/>
         </w:rPr>
-        <w:t xml:space="preserve">Overall Pattern of Constraints: </w:t>
+        <w:t>Overall Pattern of Constraints: The empirical results indicate that seven of the ten challenges fell into the Severe Challenge category (mean scores between 3.41 and 4.20) and the remaining three fell into the Moderate Challenge category (mean scores between 2.61 and 3.40), in accordance with the five-point severity scale interpretation intervals established in Table 4.11. No challenge was categorised as a Minor Challenge or Not a Challenge, reflecting a high overall burden of constraints across the yam enterprise in the study area.</w:t>
       </w:r>
-      <w:r>
-        <w:t>The empirical results indicate that seven of the ten challenges fell into the 'Severe Challenge' category (mean scores between 3.41 and 4.20), while the remaining three challenges were classified as 'Moderate Challenges' (mean scores between 2.61 and 3.40). No challenge was categorized as a minor challenge or not a challenge, reflecting a high overall burden of constraints across the yam enterprise in the study area.</w:t>
-      </w:r>
+      <w:r/>
     </w:p>
     <w:p>
       <w:pPr>
